--- a/docs/output/Zain Hajahjah/سجن البرج/SRT-En/أحمد/DOCX/08_تفريغ عربي-المحققون -السجانون_En.docx
+++ b/docs/output/Zain Hajahjah/سجن البرج/SRT-En/أحمد/DOCX/08_تفريغ عربي-المحققون -السجانون_En.docx
@@ -4,222 +4,442 @@
   <w:body>
     <w:p>
       <w:r>
-        <w:t>As for the guards, they wore black and had masks on</w:t>
+        <w:t>As for the guards, they</w:t>
       </w:r>
     </w:p>
     <w:p>
       <w:r>
-        <w:t>With an inscription that read, there is no god but God. He opens the door</w:t>
+        <w:t>wore black and had masks on</w:t>
       </w:r>
     </w:p>
     <w:p>
       <w:r>
-        <w:t>He talks to us. The clothing was black, nothing but black. I only saw black clothing</w:t>
+        <w:t>With an inscription that read, there</w:t>
       </w:r>
     </w:p>
     <w:p>
       <w:r>
-        <w:t>That is it. This is the clothing the guards wore</w:t>
+        <w:t>is no god but God. He opens the door</w:t>
       </w:r>
     </w:p>
     <w:p>
       <w:r>
-        <w:t>Interviewer: Was there special clothing for the prisoners?</w:t>
+        <w:t>He talks to us. The clothing was black,</w:t>
       </w:r>
     </w:p>
     <w:p>
       <w:r>
-        <w:t>No, clothing was given to some people but not others. I did not see them</w:t>
+        <w:t>nothing but black. I only saw black clothing</w:t>
       </w:r>
     </w:p>
     <w:p>
       <w:r>
-        <w:t>But it is said that some prisoners were given orange clothing, while the rest stayed in their own clothes</w:t>
+        <w:t>That is it. This is the</w:t>
       </w:r>
     </w:p>
     <w:p>
       <w:r>
-        <w:t>Of course I was wearing my regular clothes, but from the sweating my shirt tore</w:t>
+        <w:t>clothing the guards wore</w:t>
       </w:r>
     </w:p>
     <w:p>
       <w:r>
-        <w:t>I was wearing a shirt and it was summer and people were fasting for Ramadan</w:t>
+        <w:t>Interviewer: Was there special</w:t>
       </w:r>
     </w:p>
     <w:p>
       <w:r>
-        <w:t>Interviewer: Since that period was during Ramadan, how was their treatment?</w:t>
+        <w:t>clothing for the prisoners?</w:t>
       </w:r>
     </w:p>
     <w:p>
       <w:r>
-        <w:t>During the day no one spoke to you. Interrogation started at midnight, after 11 or 12</w:t>
+        <w:t>No, clothing was given to some</w:t>
       </w:r>
     </w:p>
     <w:p>
       <w:r>
-        <w:t>They took people out for interrogation in order. Every day three or four during Ramadan, three or four at most</w:t>
+        <w:t>people but not others. I did not see them</w:t>
       </w:r>
     </w:p>
     <w:p>
       <w:r>
-        <w:t>Interviewer: Did they bring you a &lt;i&gt;suhoor&lt;/i&gt; [pre-dawn Ramadan meal] and what was it?</w:t>
+        <w:t>But it is said that some prisoners were given orange</w:t>
       </w:r>
     </w:p>
     <w:p>
       <w:r>
-        <w:t>They brought the pre-dawn meal. The guard brought it from the daytime</w:t>
+        <w:t>clothing, while the rest stayed in their own clothes</w:t>
       </w:r>
     </w:p>
     <w:p>
       <w:r>
-        <w:t>Jam, cheese cubes, mortadella, tomatoes, bread</w:t>
+        <w:t>Of course I was wearing my regular clothes,</w:t>
       </w:r>
     </w:p>
     <w:p>
       <w:r>
-        <w:t>It was kept with you inside the solitary cell</w:t>
+        <w:t>but from the sweating my shirt tore</w:t>
       </w:r>
     </w:p>
     <w:p>
       <w:r>
-        <w:t>Interviewer: Did you write any of your memories while in the solitary cell?</w:t>
+        <w:t>I was wearing a shirt and it was summer</w:t>
       </w:r>
     </w:p>
     <w:p>
       <w:r>
-        <w:t>Yes, I wrote my memories in this place. Here is where the toilet was</w:t>
+        <w:t>and people were fasting for Ramadan</w:t>
       </w:r>
     </w:p>
     <w:p>
       <w:r>
-        <w:t>And here was a wall, and here was the toilet wall. Of course my pillow was here</w:t>
+        <w:t>Interviewer: Since that period was</w:t>
       </w:r>
     </w:p>
     <w:p>
       <w:r>
-        <w:t>There was nothing in the room to write with except a stone we used to carve into the wall. Of course the wall has been removed</w:t>
+        <w:t>during Ramadan, how was their treatment?</w:t>
       </w:r>
     </w:p>
     <w:p>
       <w:r>
-        <w:t>The spot where I carved is no longer there because the wall has been removed</w:t>
+        <w:t>During the day no one spoke to you.</w:t>
       </w:r>
     </w:p>
     <w:p>
       <w:r>
-        <w:t>We carved memories into it with a smooth stone. We carved the wall to keep ourselves occupied</w:t>
+        <w:t>Interrogation started at midnight, after 11 or 12</w:t>
       </w:r>
     </w:p>
     <w:p>
       <w:r>
-        <w:t>Interviewer: When they took you for interrogation, how many people came to get you?</w:t>
+        <w:t>They took people out for interrogation in order. Every</w:t>
       </w:r>
     </w:p>
     <w:p>
       <w:r>
-        <w:t>One person. The guard would come and tell me, turn your face to the wall</w:t>
+        <w:t>day three or four during Ramadan, three or four at most</w:t>
       </w:r>
     </w:p>
     <w:p>
       <w:r>
-        <w:t>Then he would put the blindfold on me and handcuff me, then take me from the solitary cell to the interrogation room</w:t>
+        <w:t>Interviewer: Did they bring you a suhoor</w:t>
       </w:r>
     </w:p>
     <w:p>
       <w:r>
-        <w:t>Interviewer: How many people conducted the interrogation?</w:t>
+        <w:t>[pre-dawn Ramadan meal] and what was it?</w:t>
       </w:r>
     </w:p>
     <w:p>
       <w:r>
-        <w:t>My eyes were blindfolded, but based on the interrogation</w:t>
+        <w:t>They brought the pre-dawn meal.</w:t>
       </w:r>
     </w:p>
     <w:p>
       <w:r>
-        <w:t>There were two or three people, two or three</w:t>
+        <w:t>The guard brought it from the daytime</w:t>
       </w:r>
     </w:p>
     <w:p>
       <w:r>
-        <w:t>Interviewer: Was the interrogation being recorded on video?</w:t>
+        <w:t>Jam, cheese cubes,</w:t>
       </w:r>
     </w:p>
     <w:p>
       <w:r>
-        <w:t>Yes, they did record the interrogation. I did not see it, but I felt they were recording</w:t>
+        <w:t>mortadella, tomatoes, bread</w:t>
       </w:r>
     </w:p>
     <w:p>
       <w:r>
-        <w:t>They were recording me on video of course. It seems there were people watching elsewhere what was happening during interrogation</w:t>
+        <w:t>It was kept with you</w:t>
       </w:r>
     </w:p>
     <w:p>
       <w:r>
-        <w:t>But my eyes were blindfolded during interrogation. I could not see anything</w:t>
+        <w:t>inside the solitary cell</w:t>
       </w:r>
     </w:p>
     <w:p>
       <w:r>
-        <w:t>Interviewer: What were the charges brought against you?</w:t>
+        <w:t>Interviewer: Did you write any of</w:t>
       </w:r>
     </w:p>
     <w:p>
       <w:r>
-        <w:t>The charges against me were many, including taking money to get prisoners out. Of course I never joined any faction at all</w:t>
+        <w:t>your memories while in the solitary cell?</w:t>
       </w:r>
     </w:p>
     <w:p>
       <w:r>
-        <w:t>I was hanging out at a friend's place. It seems my friend had problems with them, and I was taken to prison without any fault of my own</w:t>
+        <w:t>Yes, I wrote my memories in this</w:t>
       </w:r>
     </w:p>
     <w:p>
       <w:r>
-        <w:t>Interviewer: Did your friend get out or was he still imprisoned?</w:t>
+        <w:t>place. Here is where the toilet was</w:t>
       </w:r>
     </w:p>
     <w:p>
       <w:r>
-        <w:t>My friend stayed in prison for three months, and it turned out he was working with them, and I had no knowledge of that</w:t>
+        <w:t>And here was a wall, and here was the</w:t>
       </w:r>
     </w:p>
     <w:p>
       <w:r>
-        <w:t>He died while working with them. After that I cut my ties with him and had no more contact</w:t>
+        <w:t>toilet wall. Of course my pillow was here</w:t>
       </w:r>
     </w:p>
     <w:p>
       <w:r>
-        <w:t>Interviewer: What were the torture methods they used?</w:t>
+        <w:t>There was nothing in the room to write with except a stone we</w:t>
       </w:r>
     </w:p>
     <w:p>
       <w:r>
-        <w:t>What I saw and heard about: suspension on the hoist, and handcuffing hands behind the back with metal handcuffs</w:t>
+        <w:t>used to carve into the wall. Of course the wall has been removed</w:t>
       </w:r>
     </w:p>
     <w:p>
       <w:r>
-        <w:t>They hang the hoist and lift you up, then someone jumps and grabs your feet</w:t>
+        <w:t>The spot where I carved is no longer</w:t>
       </w:r>
     </w:p>
     <w:p>
       <w:r>
-        <w:t>To increase the weight on you while you are hanging above the ground, and beating with a whip</w:t>
+        <w:t>there because the wall has been removed</w:t>
       </w:r>
     </w:p>
     <w:p>
       <w:r>
-        <w:t>And suspension on the wall for three to five hours, hanging on a piece of iron fixed to the wall</w:t>
+        <w:t>We carved memories into it with a smooth stone.</w:t>
       </w:r>
     </w:p>
     <w:p>
       <w:r>
-        <w:t>They hang you on it and lift you off the ground, and your weight falls mostly on your hands</w:t>
+        <w:t>We carved the wall to keep ourselves occupied</w:t>
+      </w:r>
+    </w:p>
+    <w:p>
+      <w:r>
+        <w:t>Interviewer: When they took you for</w:t>
+      </w:r>
+    </w:p>
+    <w:p>
+      <w:r>
+        <w:t>interrogation, how many people came to get you?</w:t>
+      </w:r>
+    </w:p>
+    <w:p>
+      <w:r>
+        <w:t>One person. The guard would come</w:t>
+      </w:r>
+    </w:p>
+    <w:p>
+      <w:r>
+        <w:t>and tell me, turn your face to the wall</w:t>
+      </w:r>
+    </w:p>
+    <w:p>
+      <w:r>
+        <w:t>Then he would put the blindfold on me and handcuff me, then</w:t>
+      </w:r>
+    </w:p>
+    <w:p>
+      <w:r>
+        <w:t>take me from the solitary cell to the interrogation room</w:t>
+      </w:r>
+    </w:p>
+    <w:p>
+      <w:r>
+        <w:t>Interviewer: How many people</w:t>
+      </w:r>
+    </w:p>
+    <w:p>
+      <w:r>
+        <w:t>conducted the interrogation?</w:t>
+      </w:r>
+    </w:p>
+    <w:p>
+      <w:r>
+        <w:t>My eyes were blindfolded,</w:t>
+      </w:r>
+    </w:p>
+    <w:p>
+      <w:r>
+        <w:t>but based on the interrogation</w:t>
+      </w:r>
+    </w:p>
+    <w:p>
+      <w:r>
+        <w:t>There were two or</w:t>
+      </w:r>
+    </w:p>
+    <w:p>
+      <w:r>
+        <w:t>three people, two or three</w:t>
+      </w:r>
+    </w:p>
+    <w:p>
+      <w:r>
+        <w:t>Interviewer: Was the interrogation</w:t>
+      </w:r>
+    </w:p>
+    <w:p>
+      <w:r>
+        <w:t>being recorded on video?</w:t>
+      </w:r>
+    </w:p>
+    <w:p>
+      <w:r>
+        <w:t>Yes, they did record the interrogation. I did</w:t>
+      </w:r>
+    </w:p>
+    <w:p>
+      <w:r>
+        <w:t>not see it, but I felt they were recording</w:t>
+      </w:r>
+    </w:p>
+    <w:p>
+      <w:r>
+        <w:t>They were recording me on video of course. It seems there were</w:t>
+      </w:r>
+    </w:p>
+    <w:p>
+      <w:r>
+        <w:t>people watching elsewhere what was happening during interrogation</w:t>
+      </w:r>
+    </w:p>
+    <w:p>
+      <w:r>
+        <w:t>But my eyes were blindfolded during</w:t>
+      </w:r>
+    </w:p>
+    <w:p>
+      <w:r>
+        <w:t>interrogation. I could not see anything</w:t>
+      </w:r>
+    </w:p>
+    <w:p>
+      <w:r>
+        <w:t>Interviewer: What were the</w:t>
+      </w:r>
+    </w:p>
+    <w:p>
+      <w:r>
+        <w:t>charges brought against you?</w:t>
+      </w:r>
+    </w:p>
+    <w:p>
+      <w:r>
+        <w:t>The charges against me were many, including taking money to</w:t>
+      </w:r>
+    </w:p>
+    <w:p>
+      <w:r>
+        <w:t>get prisoners out. Of course I never joined any faction at all</w:t>
+      </w:r>
+    </w:p>
+    <w:p>
+      <w:r>
+        <w:t>I was hanging out at a friend's place. It seems my friend had problems</w:t>
+      </w:r>
+    </w:p>
+    <w:p>
+      <w:r>
+        <w:t>with them, and I was taken to prison without any fault of my own</w:t>
+      </w:r>
+    </w:p>
+    <w:p>
+      <w:r>
+        <w:t>Interviewer: Did your friend get</w:t>
+      </w:r>
+    </w:p>
+    <w:p>
+      <w:r>
+        <w:t>out or was he still imprisoned?</w:t>
+      </w:r>
+    </w:p>
+    <w:p>
+      <w:r>
+        <w:t>My friend stayed in prison for three months, and it turned</w:t>
+      </w:r>
+    </w:p>
+    <w:p>
+      <w:r>
+        <w:t>out he was working with them, and I had no knowledge of that</w:t>
+      </w:r>
+    </w:p>
+    <w:p>
+      <w:r>
+        <w:t>He died while working with them. After that I</w:t>
+      </w:r>
+    </w:p>
+    <w:p>
+      <w:r>
+        <w:t>cut my ties with him and had no more contact</w:t>
+      </w:r>
+    </w:p>
+    <w:p>
+      <w:r>
+        <w:t>Interviewer: What were the</w:t>
+      </w:r>
+    </w:p>
+    <w:p>
+      <w:r>
+        <w:t>torture methods they used?</w:t>
+      </w:r>
+    </w:p>
+    <w:p>
+      <w:r>
+        <w:t>What I saw and heard about: suspension on the hoist, and</w:t>
+      </w:r>
+    </w:p>
+    <w:p>
+      <w:r>
+        <w:t>handcuffing hands behind the back with metal handcuffs</w:t>
+      </w:r>
+    </w:p>
+    <w:p>
+      <w:r>
+        <w:t>They hang the hoist and lift you up,</w:t>
+      </w:r>
+    </w:p>
+    <w:p>
+      <w:r>
+        <w:t>then someone jumps and grabs your feet</w:t>
+      </w:r>
+    </w:p>
+    <w:p>
+      <w:r>
+        <w:t>To increase the weight on you while you are</w:t>
+      </w:r>
+    </w:p>
+    <w:p>
+      <w:r>
+        <w:t>hanging above the ground, and beating with a whip</w:t>
+      </w:r>
+    </w:p>
+    <w:p>
+      <w:r>
+        <w:t>And suspension on the wall for three to five</w:t>
+      </w:r>
+    </w:p>
+    <w:p>
+      <w:r>
+        <w:t>hours, hanging on a piece of iron fixed to the wall</w:t>
+      </w:r>
+    </w:p>
+    <w:p>
+      <w:r>
+        <w:t>They hang you on it and lift you off the ground,</w:t>
+      </w:r>
+    </w:p>
+    <w:p>
+      <w:r>
+        <w:t>and your weight falls mostly on your hands</w:t>
       </w:r>
     </w:p>
     <w:sectPr>
@@ -596,7 +816,7 @@
     <w:qFormat/>
     <w:rsid w:val="00FC693F"/>
     <w:rPr>
-      <w:rFonts w:ascii="Calibri" w:hAnsi="Calibri"/>
+      <w:rFonts w:ascii="Arial" w:hAnsi="Arial"/>
       <w:sz w:val="22"/>
     </w:rPr>
   </w:style>

--- a/docs/output/Zain Hajahjah/سجن البرج/SRT-En/أحمد/DOCX/08_تفريغ عربي-المحققون -السجانون_En.docx
+++ b/docs/output/Zain Hajahjah/سجن البرج/SRT-En/أحمد/DOCX/08_تفريغ عربي-المحققون -السجانون_En.docx
@@ -2,6 +2,16 @@
 <file path=word/document.xml><?xml version="1.0" encoding="utf-8"?>
 <w:document xmlns:wpc="http://schemas.microsoft.com/office/word/2010/wordprocessingCanvas" xmlns:mo="http://schemas.microsoft.com/office/mac/office/2008/main" xmlns:mc="http://schemas.openxmlformats.org/markup-compatibility/2006" xmlns:mv="urn:schemas-microsoft-com:mac:vml" xmlns:o="urn:schemas-microsoft-com:office:office" xmlns:r="http://schemas.openxmlformats.org/officeDocument/2006/relationships" xmlns:m="http://schemas.openxmlformats.org/officeDocument/2006/math" xmlns:v="urn:schemas-microsoft-com:vml" xmlns:wp14="http://schemas.microsoft.com/office/word/2010/wordprocessingDrawing" xmlns:wp="http://schemas.openxmlformats.org/drawingml/2006/wordprocessingDrawing" xmlns:w10="urn:schemas-microsoft-com:office:word" xmlns:w="http://schemas.openxmlformats.org/wordprocessingml/2006/main" xmlns:w14="http://schemas.microsoft.com/office/word/2010/wordml" xmlns:wpg="http://schemas.microsoft.com/office/word/2010/wordprocessingGroup" xmlns:wpi="http://schemas.microsoft.com/office/word/2010/wordprocessingInk" xmlns:wne="http://schemas.microsoft.com/office/word/2006/wordml" xmlns:wps="http://schemas.microsoft.com/office/word/2010/wordprocessingShape" mc:Ignorable="w14 wp14">
   <w:body>
+    <w:p>
+      <w:r>
+        <w:t>1</w:t>
+      </w:r>
+    </w:p>
+    <w:p>
+      <w:r>
+        <w:t>00:00:00,250 --&gt; 00:00:05,833</w:t>
+      </w:r>
+    </w:p>
     <w:p>
       <w:r>
         <w:t>As for the guards, they</w:t>
@@ -10,6 +20,17 @@
     <w:p>
       <w:r>
         <w:t>wore black and had masks on</w:t>
+      </w:r>
+    </w:p>
+    <w:p/>
+    <w:p>
+      <w:r>
+        <w:t>2</w:t>
+      </w:r>
+    </w:p>
+    <w:p>
+      <w:r>
+        <w:t>00:00:07,791 --&gt; 00:00:12,666</w:t>
       </w:r>
     </w:p>
     <w:p>
@@ -22,6 +43,17 @@
         <w:t>is no god but God. He opens the door</w:t>
       </w:r>
     </w:p>
+    <w:p/>
+    <w:p>
+      <w:r>
+        <w:t>3</w:t>
+      </w:r>
+    </w:p>
+    <w:p>
+      <w:r>
+        <w:t>00:00:13,750 --&gt; 00:00:18,375</w:t>
+      </w:r>
+    </w:p>
     <w:p>
       <w:r>
         <w:t>He talks to us. The clothing was black,</w:t>
@@ -30,6 +62,17 @@
     <w:p>
       <w:r>
         <w:t>nothing but black. I only saw black clothing</w:t>
+      </w:r>
+    </w:p>
+    <w:p/>
+    <w:p>
+      <w:r>
+        <w:t>4</w:t>
+      </w:r>
+    </w:p>
+    <w:p>
+      <w:r>
+        <w:t>00:00:20,125 --&gt; 00:00:23,583</w:t>
       </w:r>
     </w:p>
     <w:p>
@@ -42,6 +85,17 @@
         <w:t>clothing the guards wore</w:t>
       </w:r>
     </w:p>
+    <w:p/>
+    <w:p>
+      <w:r>
+        <w:t>5</w:t>
+      </w:r>
+    </w:p>
+    <w:p>
+      <w:r>
+        <w:t>00:00:24,625 --&gt; 00:00:26,875</w:t>
+      </w:r>
+    </w:p>
     <w:p>
       <w:r>
         <w:t>Interviewer: Was there special</w:t>
@@ -50,6 +104,17 @@
     <w:p>
       <w:r>
         <w:t>clothing for the prisoners?</w:t>
+      </w:r>
+    </w:p>
+    <w:p/>
+    <w:p>
+      <w:r>
+        <w:t>6</w:t>
+      </w:r>
+    </w:p>
+    <w:p>
+      <w:r>
+        <w:t>00:00:27,416 --&gt; 00:00:33,125</w:t>
       </w:r>
     </w:p>
     <w:p>
@@ -62,6 +127,17 @@
         <w:t>people but not others. I did not see them</w:t>
       </w:r>
     </w:p>
+    <w:p/>
+    <w:p>
+      <w:r>
+        <w:t>7</w:t>
+      </w:r>
+    </w:p>
+    <w:p>
+      <w:r>
+        <w:t>00:00:33,583 --&gt; 00:00:40,125</w:t>
+      </w:r>
+    </w:p>
     <w:p>
       <w:r>
         <w:t>But it is said that some prisoners were given orange</w:t>
@@ -70,6 +146,17 @@
     <w:p>
       <w:r>
         <w:t>clothing, while the rest stayed in their own clothes</w:t>
+      </w:r>
+    </w:p>
+    <w:p/>
+    <w:p>
+      <w:r>
+        <w:t>8</w:t>
+      </w:r>
+    </w:p>
+    <w:p>
+      <w:r>
+        <w:t>00:00:40,458 --&gt; 00:00:45,708</w:t>
       </w:r>
     </w:p>
     <w:p>
@@ -82,6 +169,17 @@
         <w:t>but from the sweating my shirt tore</w:t>
       </w:r>
     </w:p>
+    <w:p/>
+    <w:p>
+      <w:r>
+        <w:t>9</w:t>
+      </w:r>
+    </w:p>
+    <w:p>
+      <w:r>
+        <w:t>00:00:46,000 --&gt; 00:00:50,250</w:t>
+      </w:r>
+    </w:p>
     <w:p>
       <w:r>
         <w:t>I was wearing a shirt and it was summer</w:t>
@@ -90,6 +188,17 @@
     <w:p>
       <w:r>
         <w:t>and people were fasting for Ramadan</w:t>
+      </w:r>
+    </w:p>
+    <w:p/>
+    <w:p>
+      <w:r>
+        <w:t>10</w:t>
+      </w:r>
+    </w:p>
+    <w:p>
+      <w:r>
+        <w:t>00:00:51,125 --&gt; 00:00:55,041</w:t>
       </w:r>
     </w:p>
     <w:p>
@@ -102,6 +211,17 @@
         <w:t>during Ramadan, how was their treatment?</w:t>
       </w:r>
     </w:p>
+    <w:p/>
+    <w:p>
+      <w:r>
+        <w:t>11</w:t>
+      </w:r>
+    </w:p>
+    <w:p>
+      <w:r>
+        <w:t>00:00:55,708 --&gt; 00:01:04,500</w:t>
+      </w:r>
+    </w:p>
     <w:p>
       <w:r>
         <w:t>During the day no one spoke to you.</w:t>
@@ -110,6 +230,17 @@
     <w:p>
       <w:r>
         <w:t>Interrogation started at midnight, after 11 or 12</w:t>
+      </w:r>
+    </w:p>
+    <w:p/>
+    <w:p>
+      <w:r>
+        <w:t>12</w:t>
+      </w:r>
+    </w:p>
+    <w:p>
+      <w:r>
+        <w:t>00:01:05,208 --&gt; 00:01:11,708</w:t>
       </w:r>
     </w:p>
     <w:p>
@@ -122,14 +253,36 @@
         <w:t>day three or four during Ramadan, three or four at most</w:t>
       </w:r>
     </w:p>
+    <w:p/>
     <w:p>
       <w:r>
-        <w:t>Interviewer: Did they bring you a suhoor</w:t>
+        <w:t>13</w:t>
+      </w:r>
+    </w:p>
+    <w:p>
+      <w:r>
+        <w:t>00:01:12,458 --&gt; 00:01:14,500</w:t>
+      </w:r>
+    </w:p>
+    <w:p>
+      <w:r>
+        <w:t>Interviewer: Did they bring you a &lt;i&gt;suhoor&lt;/i&gt;</w:t>
       </w:r>
     </w:p>
     <w:p>
       <w:r>
         <w:t>[pre-dawn Ramadan meal] and what was it?</w:t>
+      </w:r>
+    </w:p>
+    <w:p/>
+    <w:p>
+      <w:r>
+        <w:t>14</w:t>
+      </w:r>
+    </w:p>
+    <w:p>
+      <w:r>
+        <w:t>00:01:14,500 --&gt; 00:01:20,041</w:t>
       </w:r>
     </w:p>
     <w:p>
@@ -142,6 +295,17 @@
         <w:t>The guard brought it from the daytime</w:t>
       </w:r>
     </w:p>
+    <w:p/>
+    <w:p>
+      <w:r>
+        <w:t>15</w:t>
+      </w:r>
+    </w:p>
+    <w:p>
+      <w:r>
+        <w:t>00:01:20,583 --&gt; 00:01:27,833</w:t>
+      </w:r>
+    </w:p>
     <w:p>
       <w:r>
         <w:t>Jam, cheese cubes,</w:t>
@@ -150,6 +314,17 @@
     <w:p>
       <w:r>
         <w:t>mortadella, tomatoes, bread</w:t>
+      </w:r>
+    </w:p>
+    <w:p/>
+    <w:p>
+      <w:r>
+        <w:t>16</w:t>
+      </w:r>
+    </w:p>
+    <w:p>
+      <w:r>
+        <w:t>00:01:28,125 --&gt; 00:01:31,000</w:t>
       </w:r>
     </w:p>
     <w:p>
@@ -162,6 +337,17 @@
         <w:t>inside the solitary cell</w:t>
       </w:r>
     </w:p>
+    <w:p/>
+    <w:p>
+      <w:r>
+        <w:t>17</w:t>
+      </w:r>
+    </w:p>
+    <w:p>
+      <w:r>
+        <w:t>00:01:32,458 --&gt; 00:01:34,541</w:t>
+      </w:r>
+    </w:p>
     <w:p>
       <w:r>
         <w:t>Interviewer: Did you write any of</w:t>
@@ -170,6 +356,17 @@
     <w:p>
       <w:r>
         <w:t>your memories while in the solitary cell?</w:t>
+      </w:r>
+    </w:p>
+    <w:p/>
+    <w:p>
+      <w:r>
+        <w:t>18</w:t>
+      </w:r>
+    </w:p>
+    <w:p>
+      <w:r>
+        <w:t>00:01:34,583 --&gt; 00:01:38,166</w:t>
       </w:r>
     </w:p>
     <w:p>
@@ -182,6 +379,17 @@
         <w:t>place. Here is where the toilet was</w:t>
       </w:r>
     </w:p>
+    <w:p/>
+    <w:p>
+      <w:r>
+        <w:t>19</w:t>
+      </w:r>
+    </w:p>
+    <w:p>
+      <w:r>
+        <w:t>00:01:39,125 --&gt; 00:01:43,583</w:t>
+      </w:r>
+    </w:p>
     <w:p>
       <w:r>
         <w:t>And here was a wall, and here was the</w:t>
@@ -190,6 +398,17 @@
     <w:p>
       <w:r>
         <w:t>toilet wall. Of course my pillow was here</w:t>
+      </w:r>
+    </w:p>
+    <w:p/>
+    <w:p>
+      <w:r>
+        <w:t>20</w:t>
+      </w:r>
+    </w:p>
+    <w:p>
+      <w:r>
+        <w:t>00:01:43,833 --&gt; 00:01:50,583</w:t>
       </w:r>
     </w:p>
     <w:p>
@@ -202,6 +421,17 @@
         <w:t>used to carve into the wall. Of course the wall has been removed</w:t>
       </w:r>
     </w:p>
+    <w:p/>
+    <w:p>
+      <w:r>
+        <w:t>21</w:t>
+      </w:r>
+    </w:p>
+    <w:p>
+      <w:r>
+        <w:t>00:01:51,041 --&gt; 00:01:56,541</w:t>
+      </w:r>
+    </w:p>
     <w:p>
       <w:r>
         <w:t>The spot where I carved is no longer</w:t>
@@ -210,6 +440,17 @@
     <w:p>
       <w:r>
         <w:t>there because the wall has been removed</w:t>
+      </w:r>
+    </w:p>
+    <w:p/>
+    <w:p>
+      <w:r>
+        <w:t>22</w:t>
+      </w:r>
+    </w:p>
+    <w:p>
+      <w:r>
+        <w:t>00:01:56,958 --&gt; 00:02:02,666</w:t>
       </w:r>
     </w:p>
     <w:p>
@@ -222,6 +463,17 @@
         <w:t>We carved the wall to keep ourselves occupied</w:t>
       </w:r>
     </w:p>
+    <w:p/>
+    <w:p>
+      <w:r>
+        <w:t>23</w:t>
+      </w:r>
+    </w:p>
+    <w:p>
+      <w:r>
+        <w:t>00:02:06,125 --&gt; 00:02:09,500</w:t>
+      </w:r>
+    </w:p>
     <w:p>
       <w:r>
         <w:t>Interviewer: When they took you for</w:t>
@@ -230,6 +482,17 @@
     <w:p>
       <w:r>
         <w:t>interrogation, how many people came to get you?</w:t>
+      </w:r>
+    </w:p>
+    <w:p/>
+    <w:p>
+      <w:r>
+        <w:t>24</w:t>
+      </w:r>
+    </w:p>
+    <w:p>
+      <w:r>
+        <w:t>00:02:09,708 --&gt; 00:02:15,166</w:t>
       </w:r>
     </w:p>
     <w:p>
@@ -242,6 +505,17 @@
         <w:t>and tell me, turn your face to the wall</w:t>
       </w:r>
     </w:p>
+    <w:p/>
+    <w:p>
+      <w:r>
+        <w:t>25</w:t>
+      </w:r>
+    </w:p>
+    <w:p>
+      <w:r>
+        <w:t>00:02:15,416 --&gt; 00:02:20,708</w:t>
+      </w:r>
+    </w:p>
     <w:p>
       <w:r>
         <w:t>Then he would put the blindfold on me and handcuff me, then</w:t>
@@ -250,6 +524,17 @@
     <w:p>
       <w:r>
         <w:t>take me from the solitary cell to the interrogation room</w:t>
+      </w:r>
+    </w:p>
+    <w:p/>
+    <w:p>
+      <w:r>
+        <w:t>26</w:t>
+      </w:r>
+    </w:p>
+    <w:p>
+      <w:r>
+        <w:t>00:02:22,458 --&gt; 00:02:24,875</w:t>
       </w:r>
     </w:p>
     <w:p>
@@ -262,6 +547,17 @@
         <w:t>conducted the interrogation?</w:t>
       </w:r>
     </w:p>
+    <w:p/>
+    <w:p>
+      <w:r>
+        <w:t>27</w:t>
+      </w:r>
+    </w:p>
+    <w:p>
+      <w:r>
+        <w:t>00:02:25,416 --&gt; 00:02:31,375</w:t>
+      </w:r>
+    </w:p>
     <w:p>
       <w:r>
         <w:t>My eyes were blindfolded,</w:t>
@@ -270,6 +566,17 @@
     <w:p>
       <w:r>
         <w:t>but based on the interrogation</w:t>
+      </w:r>
+    </w:p>
+    <w:p/>
+    <w:p>
+      <w:r>
+        <w:t>28</w:t>
+      </w:r>
+    </w:p>
+    <w:p>
+      <w:r>
+        <w:t>00:02:31,791 --&gt; 00:02:35,125</w:t>
       </w:r>
     </w:p>
     <w:p>
@@ -282,6 +589,17 @@
         <w:t>three people, two or three</w:t>
       </w:r>
     </w:p>
+    <w:p/>
+    <w:p>
+      <w:r>
+        <w:t>29</w:t>
+      </w:r>
+    </w:p>
+    <w:p>
+      <w:r>
+        <w:t>00:02:35,791 --&gt; 00:02:41,500</w:t>
+      </w:r>
+    </w:p>
     <w:p>
       <w:r>
         <w:t>Interviewer: Was the interrogation</w:t>
@@ -290,6 +608,17 @@
     <w:p>
       <w:r>
         <w:t>being recorded on video?</w:t>
+      </w:r>
+    </w:p>
+    <w:p/>
+    <w:p>
+      <w:r>
+        <w:t>30</w:t>
+      </w:r>
+    </w:p>
+    <w:p>
+      <w:r>
+        <w:t>00:02:41,583 --&gt; 00:02:49,583</w:t>
       </w:r>
     </w:p>
     <w:p>
@@ -302,6 +631,17 @@
         <w:t>not see it, but I felt they were recording</w:t>
       </w:r>
     </w:p>
+    <w:p/>
+    <w:p>
+      <w:r>
+        <w:t>31</w:t>
+      </w:r>
+    </w:p>
+    <w:p>
+      <w:r>
+        <w:t>00:02:51,875 --&gt; 00:02:58,208</w:t>
+      </w:r>
+    </w:p>
     <w:p>
       <w:r>
         <w:t>They were recording me on video of course. It seems there were</w:t>
@@ -310,6 +650,17 @@
     <w:p>
       <w:r>
         <w:t>people watching elsewhere what was happening during interrogation</w:t>
+      </w:r>
+    </w:p>
+    <w:p/>
+    <w:p>
+      <w:r>
+        <w:t>32</w:t>
+      </w:r>
+    </w:p>
+    <w:p>
+      <w:r>
+        <w:t>00:02:58,750 --&gt; 00:03:01,625</w:t>
       </w:r>
     </w:p>
     <w:p>
@@ -322,6 +673,17 @@
         <w:t>interrogation. I could not see anything</w:t>
       </w:r>
     </w:p>
+    <w:p/>
+    <w:p>
+      <w:r>
+        <w:t>33</w:t>
+      </w:r>
+    </w:p>
+    <w:p>
+      <w:r>
+        <w:t>00:03:02,333 --&gt; 00:03:04,500</w:t>
+      </w:r>
+    </w:p>
     <w:p>
       <w:r>
         <w:t>Interviewer: What were the</w:t>
@@ -330,6 +692,17 @@
     <w:p>
       <w:r>
         <w:t>charges brought against you?</w:t>
+      </w:r>
+    </w:p>
+    <w:p/>
+    <w:p>
+      <w:r>
+        <w:t>34</w:t>
+      </w:r>
+    </w:p>
+    <w:p>
+      <w:r>
+        <w:t>00:03:04,750 --&gt; 00:03:12,750</w:t>
       </w:r>
     </w:p>
     <w:p>
@@ -342,6 +715,17 @@
         <w:t>get prisoners out. Of course I never joined any faction at all</w:t>
       </w:r>
     </w:p>
+    <w:p/>
+    <w:p>
+      <w:r>
+        <w:t>35</w:t>
+      </w:r>
+    </w:p>
+    <w:p>
+      <w:r>
+        <w:t>00:03:14,833 --&gt; 00:03:21,916</w:t>
+      </w:r>
+    </w:p>
     <w:p>
       <w:r>
         <w:t>I was hanging out at a friend's place. It seems my friend had problems</w:t>
@@ -350,6 +734,17 @@
     <w:p>
       <w:r>
         <w:t>with them, and I was taken to prison without any fault of my own</w:t>
+      </w:r>
+    </w:p>
+    <w:p/>
+    <w:p>
+      <w:r>
+        <w:t>36</w:t>
+      </w:r>
+    </w:p>
+    <w:p>
+      <w:r>
+        <w:t>00:03:23,625 --&gt; 00:03:25,541</w:t>
       </w:r>
     </w:p>
     <w:p>
@@ -362,6 +757,17 @@
         <w:t>out or was he still imprisoned?</w:t>
       </w:r>
     </w:p>
+    <w:p/>
+    <w:p>
+      <w:r>
+        <w:t>37</w:t>
+      </w:r>
+    </w:p>
+    <w:p>
+      <w:r>
+        <w:t>00:03:25,583 --&gt; 00:03:33,458</w:t>
+      </w:r>
+    </w:p>
     <w:p>
       <w:r>
         <w:t>My friend stayed in prison for three months, and it turned</w:t>
@@ -370,6 +776,17 @@
     <w:p>
       <w:r>
         <w:t>out he was working with them, and I had no knowledge of that</w:t>
+      </w:r>
+    </w:p>
+    <w:p/>
+    <w:p>
+      <w:r>
+        <w:t>38</w:t>
+      </w:r>
+    </w:p>
+    <w:p>
+      <w:r>
+        <w:t>00:03:34,875 --&gt; 00:03:41,208</w:t>
       </w:r>
     </w:p>
     <w:p>
@@ -382,6 +799,17 @@
         <w:t>cut my ties with him and had no more contact</w:t>
       </w:r>
     </w:p>
+    <w:p/>
+    <w:p>
+      <w:r>
+        <w:t>39</w:t>
+      </w:r>
+    </w:p>
+    <w:p>
+      <w:r>
+        <w:t>00:03:44,500 --&gt; 00:03:48,291</w:t>
+      </w:r>
+    </w:p>
     <w:p>
       <w:r>
         <w:t>Interviewer: What were the</w:t>
@@ -390,6 +818,17 @@
     <w:p>
       <w:r>
         <w:t>torture methods they used?</w:t>
+      </w:r>
+    </w:p>
+    <w:p/>
+    <w:p>
+      <w:r>
+        <w:t>40</w:t>
+      </w:r>
+    </w:p>
+    <w:p>
+      <w:r>
+        <w:t>00:03:48,458 --&gt; 00:03:55,333</w:t>
       </w:r>
     </w:p>
     <w:p>
@@ -402,6 +841,17 @@
         <w:t>handcuffing hands behind the back with metal handcuffs</w:t>
       </w:r>
     </w:p>
+    <w:p/>
+    <w:p>
+      <w:r>
+        <w:t>41</w:t>
+      </w:r>
+    </w:p>
+    <w:p>
+      <w:r>
+        <w:t>00:03:55,833 --&gt; 00:04:00,291</w:t>
+      </w:r>
+    </w:p>
     <w:p>
       <w:r>
         <w:t>They hang the hoist and lift you up,</w:t>
@@ -410,6 +860,17 @@
     <w:p>
       <w:r>
         <w:t>then someone jumps and grabs your feet</w:t>
+      </w:r>
+    </w:p>
+    <w:p/>
+    <w:p>
+      <w:r>
+        <w:t>42</w:t>
+      </w:r>
+    </w:p>
+    <w:p>
+      <w:r>
+        <w:t>00:04:00,458 --&gt; 00:04:06,458</w:t>
       </w:r>
     </w:p>
     <w:p>
@@ -422,6 +883,17 @@
         <w:t>hanging above the ground, and beating with a whip</w:t>
       </w:r>
     </w:p>
+    <w:p/>
+    <w:p>
+      <w:r>
+        <w:t>43</w:t>
+      </w:r>
+    </w:p>
+    <w:p>
+      <w:r>
+        <w:t>00:04:08,041 --&gt; 00:04:16,041</w:t>
+      </w:r>
+    </w:p>
     <w:p>
       <w:r>
         <w:t>And suspension on the wall for three to five</w:t>
@@ -430,6 +902,17 @@
     <w:p>
       <w:r>
         <w:t>hours, hanging on a piece of iron fixed to the wall</w:t>
+      </w:r>
+    </w:p>
+    <w:p/>
+    <w:p>
+      <w:r>
+        <w:t>44</w:t>
+      </w:r>
+    </w:p>
+    <w:p>
+      <w:r>
+        <w:t>00:04:16,458 --&gt; 00:04:21,375</w:t>
       </w:r>
     </w:p>
     <w:p>
@@ -442,6 +925,7 @@
         <w:t>and your weight falls mostly on your hands</w:t>
       </w:r>
     </w:p>
+    <w:p/>
     <w:sectPr>
       <w:pgSz w:w="12240" w:h="15840"/>
       <w:pgMar w:top="1440" w:right="1800" w:bottom="1440" w:left="1800" w:header="720" w:footer="720" w:gutter="0"/>
@@ -815,9 +1299,12 @@
     <w:name w:val="Normal"/>
     <w:qFormat/>
     <w:rsid w:val="00FC693F"/>
+    <w:pPr>
+      <w:spacing w:before="0" w:after="0" w:line="276" w:lineRule="auto"/>
+    </w:pPr>
     <w:rPr>
-      <w:rFonts w:ascii="Arial" w:hAnsi="Arial"/>
-      <w:sz w:val="22"/>
+      <w:rFonts w:ascii="Courier New" w:hAnsi="Courier New"/>
+      <w:sz w:val="20"/>
     </w:rPr>
   </w:style>
   <w:style w:type="paragraph" w:styleId="Header">
